--- a/Entrega_Final_Proyecto_1_MINEDUC/documentacion/Informe_Final_Proyecto_1_MINEDUC.docx
+++ b/Entrega_Final_Proyecto_1_MINEDUC/documentacion/Informe_Final_Proyecto_1_MINEDUC.docx
@@ -27834,9 +27834,1091 @@
     </w:p>
     <w:p>
       <w:pPr>
-        <w:pStyle w:val="Heading1"/>
+        <w:pStyle w:val="Heading2"/>
       </w:pPr>
       <w:r>
+        <w:t>7.</w:t>
+      </w:r>
+      <w:r>
+        <w:t>4</w:t>
+      </w:r>
+      <w:r>
+        <w:t xml:space="preserve"> </w:t>
+      </w:r>
+      <w:r>
+        <w:t>Validació</w:t>
+      </w:r>
+      <w:r>
+        <w:t>n formatos</w:t>
+      </w:r>
+    </w:p>
+    <w:tbl>
+      <w:tblPr>
+        <w:tblStyle w:val="TableGrid"/>
+        <w:tblW w:w="9360" w:type="dxa"/>
+        <w:tblInd w:w="120" w:type="dxa"/>
+        <w:tblLayout w:type="fixed"/>
+        <w:tblLook w:val="04A0" w:firstRow="1" w:lastRow="0" w:firstColumn="1" w:lastColumn="0" w:noHBand="0" w:noVBand="1"/>
+      </w:tblPr>
+      <w:tblGrid>
+        <w:gridCol w:w="1890"/>
+        <w:gridCol w:w="2990"/>
+        <w:gridCol w:w="1000"/>
+        <w:gridCol w:w="1680"/>
+        <w:gridCol w:w="1800"/>
+      </w:tblGrid>
+      <w:tr>
+        <w:trPr>
+          <w:cantSplit/>
+          <w:tblHeader/>
+        </w:trPr>
+        <w:tc>
+          <w:tcPr>
+            <w:tcW w:w="1890" w:type="dxa"/>
+            <w:tcBorders>
+              <w:top w:val="single" w:sz="6" w:space="0" w:color="B8C4CE"/>
+              <w:left w:val="single" w:sz="6" w:space="0" w:color="B8C4CE"/>
+              <w:bottom w:val="single" w:sz="6" w:space="0" w:color="B8C4CE"/>
+              <w:right w:val="single" w:sz="6" w:space="0" w:color="B8C4CE"/>
+            </w:tcBorders>
+            <w:shd w:val="clear" w:color="auto" w:fill="F2F4F7"/>
+            <w:tcMar>
+              <w:top w:w="100" w:type="dxa"/>
+              <w:left w:w="120" w:type="dxa"/>
+              <w:bottom w:w="100" w:type="dxa"/>
+              <w:right w:w="120" w:type="dxa"/>
+            </w:tcMar>
+            <w:vAlign w:val="center"/>
+          </w:tcPr>
+          <w:p>
+            <w:pPr>
+              <w:spacing w:after="0" w:line="252" w:lineRule="auto"/>
+              <w:jc w:val="center"/>
+            </w:pPr>
+            <w:r>
+              <w:rPr>
+                <w:b/>
+                <w:color w:val="12355B"/>
+                <w:sz w:val="16"/>
+              </w:rPr>
+              <w:t>Componente</w:t>
+            </w:r>
+          </w:p>
+        </w:tc>
+        <w:tc>
+          <w:tcPr>
+            <w:tcW w:w="2990" w:type="dxa"/>
+            <w:tcBorders>
+              <w:top w:val="single" w:sz="6" w:space="0" w:color="B8C4CE"/>
+              <w:left w:val="single" w:sz="6" w:space="0" w:color="B8C4CE"/>
+              <w:bottom w:val="single" w:sz="6" w:space="0" w:color="B8C4CE"/>
+              <w:right w:val="single" w:sz="6" w:space="0" w:color="B8C4CE"/>
+            </w:tcBorders>
+            <w:shd w:val="clear" w:color="auto" w:fill="F2F4F7"/>
+            <w:tcMar>
+              <w:top w:w="100" w:type="dxa"/>
+              <w:left w:w="120" w:type="dxa"/>
+              <w:bottom w:w="100" w:type="dxa"/>
+              <w:right w:w="120" w:type="dxa"/>
+            </w:tcMar>
+            <w:vAlign w:val="center"/>
+          </w:tcPr>
+          <w:p>
+            <w:pPr>
+              <w:spacing w:after="0" w:line="252" w:lineRule="auto"/>
+              <w:jc w:val="center"/>
+            </w:pPr>
+            <w:r>
+              <w:rPr>
+                <w:b/>
+                <w:color w:val="12355B"/>
+                <w:sz w:val="16"/>
+              </w:rPr>
+              <w:t>Total</w:t>
+            </w:r>
+          </w:p>
+        </w:tc>
+        <w:tc>
+          <w:tcPr>
+            <w:tcW w:w="1000" w:type="dxa"/>
+            <w:tcBorders>
+              <w:top w:val="single" w:sz="6" w:space="0" w:color="B8C4CE"/>
+              <w:left w:val="single" w:sz="6" w:space="0" w:color="B8C4CE"/>
+              <w:bottom w:val="single" w:sz="6" w:space="0" w:color="B8C4CE"/>
+              <w:right w:val="single" w:sz="6" w:space="0" w:color="B8C4CE"/>
+            </w:tcBorders>
+            <w:shd w:val="clear" w:color="auto" w:fill="F2F4F7"/>
+            <w:tcMar>
+              <w:top w:w="100" w:type="dxa"/>
+              <w:left w:w="120" w:type="dxa"/>
+              <w:bottom w:w="100" w:type="dxa"/>
+              <w:right w:w="120" w:type="dxa"/>
+            </w:tcMar>
+            <w:vAlign w:val="center"/>
+          </w:tcPr>
+          <w:p>
+            <w:pPr>
+              <w:spacing w:after="0" w:line="252" w:lineRule="auto"/>
+              <w:jc w:val="center"/>
+            </w:pPr>
+            <w:r>
+              <w:rPr>
+                <w:b/>
+                <w:color w:val="12355B"/>
+                <w:sz w:val="16"/>
+              </w:rPr>
+              <w:t>Validos</w:t>
+            </w:r>
+          </w:p>
+        </w:tc>
+        <w:tc>
+          <w:tcPr>
+            <w:tcW w:w="1680" w:type="dxa"/>
+            <w:tcBorders>
+              <w:top w:val="single" w:sz="6" w:space="0" w:color="B8C4CE"/>
+              <w:left w:val="single" w:sz="6" w:space="0" w:color="B8C4CE"/>
+              <w:bottom w:val="single" w:sz="6" w:space="0" w:color="B8C4CE"/>
+              <w:right w:val="single" w:sz="6" w:space="0" w:color="B8C4CE"/>
+            </w:tcBorders>
+            <w:shd w:val="clear" w:color="auto" w:fill="F2F4F7"/>
+            <w:tcMar>
+              <w:top w:w="100" w:type="dxa"/>
+              <w:left w:w="120" w:type="dxa"/>
+              <w:bottom w:w="100" w:type="dxa"/>
+              <w:right w:w="120" w:type="dxa"/>
+            </w:tcMar>
+            <w:vAlign w:val="center"/>
+          </w:tcPr>
+          <w:p>
+            <w:pPr>
+              <w:spacing w:after="0" w:line="252" w:lineRule="auto"/>
+              <w:jc w:val="center"/>
+            </w:pPr>
+            <w:r>
+              <w:rPr>
+                <w:b/>
+                <w:color w:val="12355B"/>
+                <w:sz w:val="16"/>
+              </w:rPr>
+              <w:t>N</w:t>
+            </w:r>
+            <w:r>
+              <w:rPr>
+                <w:b/>
+                <w:color w:val="12355B"/>
+                <w:sz w:val="16"/>
+              </w:rPr>
+              <w:t>o</w:t>
+            </w:r>
+            <w:r>
+              <w:rPr>
+                <w:b/>
+                <w:color w:val="12355B"/>
+                <w:sz w:val="16"/>
+              </w:rPr>
+              <w:t xml:space="preserve"> Validos</w:t>
+            </w:r>
+          </w:p>
+        </w:tc>
+        <w:tc>
+          <w:tcPr>
+            <w:tcW w:w="1800" w:type="dxa"/>
+            <w:tcBorders>
+              <w:top w:val="single" w:sz="6" w:space="0" w:color="B8C4CE"/>
+              <w:left w:val="single" w:sz="6" w:space="0" w:color="B8C4CE"/>
+              <w:bottom w:val="single" w:sz="6" w:space="0" w:color="B8C4CE"/>
+              <w:right w:val="single" w:sz="6" w:space="0" w:color="B8C4CE"/>
+            </w:tcBorders>
+            <w:shd w:val="clear" w:color="auto" w:fill="F2F4F7"/>
+            <w:tcMar>
+              <w:top w:w="100" w:type="dxa"/>
+              <w:left w:w="120" w:type="dxa"/>
+              <w:bottom w:w="100" w:type="dxa"/>
+              <w:right w:w="120" w:type="dxa"/>
+            </w:tcMar>
+            <w:vAlign w:val="center"/>
+          </w:tcPr>
+          <w:p>
+            <w:pPr>
+              <w:spacing w:after="0" w:line="252" w:lineRule="auto"/>
+              <w:jc w:val="center"/>
+            </w:pPr>
+            <w:r>
+              <w:rPr>
+                <w:b/>
+                <w:color w:val="12355B"/>
+                <w:sz w:val="16"/>
+              </w:rPr>
+              <w:t>%</w:t>
+            </w:r>
+          </w:p>
+        </w:tc>
+      </w:tr>
+      <w:tr>
+        <w:trPr>
+          <w:cantSplit/>
+        </w:trPr>
+        <w:tc>
+          <w:tcPr>
+            <w:tcW w:w="1890" w:type="dxa"/>
+            <w:tcBorders>
+              <w:top w:val="single" w:sz="6" w:space="0" w:color="B8C4CE"/>
+              <w:left w:val="single" w:sz="6" w:space="0" w:color="B8C4CE"/>
+              <w:bottom w:val="single" w:sz="6" w:space="0" w:color="B8C4CE"/>
+              <w:right w:val="single" w:sz="6" w:space="0" w:color="B8C4CE"/>
+            </w:tcBorders>
+            <w:tcMar>
+              <w:top w:w="100" w:type="dxa"/>
+              <w:left w:w="120" w:type="dxa"/>
+              <w:bottom w:w="100" w:type="dxa"/>
+              <w:right w:w="120" w:type="dxa"/>
+            </w:tcMar>
+            <w:vAlign w:val="center"/>
+          </w:tcPr>
+          <w:p>
+            <w:pPr>
+              <w:spacing w:after="0" w:line="252" w:lineRule="auto"/>
+              <w:jc w:val="center"/>
+            </w:pPr>
+            <w:r>
+              <w:rPr>
+                <w:sz w:val="16"/>
+              </w:rPr>
+              <w:t>T</w:t>
+            </w:r>
+            <w:r>
+              <w:rPr>
+                <w:sz w:val="16"/>
+              </w:rPr>
+              <w:t>e</w:t>
+            </w:r>
+            <w:r>
+              <w:rPr>
+                <w:sz w:val="16"/>
+              </w:rPr>
+              <w:t>l</w:t>
+            </w:r>
+            <w:r>
+              <w:rPr>
+                <w:sz w:val="16"/>
+              </w:rPr>
+              <w:t>é</w:t>
+            </w:r>
+            <w:r>
+              <w:rPr>
+                <w:sz w:val="16"/>
+              </w:rPr>
+              <w:t>fonos</w:t>
+            </w:r>
+          </w:p>
+        </w:tc>
+        <w:tc>
+          <w:tcPr>
+            <w:tcW w:w="2990" w:type="dxa"/>
+            <w:tcBorders>
+              <w:top w:val="single" w:sz="6" w:space="0" w:color="B8C4CE"/>
+              <w:left w:val="single" w:sz="6" w:space="0" w:color="B8C4CE"/>
+              <w:bottom w:val="single" w:sz="6" w:space="0" w:color="B8C4CE"/>
+              <w:right w:val="single" w:sz="6" w:space="0" w:color="B8C4CE"/>
+            </w:tcBorders>
+            <w:tcMar>
+              <w:top w:w="100" w:type="dxa"/>
+              <w:left w:w="120" w:type="dxa"/>
+              <w:bottom w:w="100" w:type="dxa"/>
+              <w:right w:w="120" w:type="dxa"/>
+            </w:tcMar>
+            <w:vAlign w:val="center"/>
+          </w:tcPr>
+          <w:p>
+            <w:pPr>
+              <w:spacing w:after="0" w:line="252" w:lineRule="auto"/>
+              <w:jc w:val="center"/>
+            </w:pPr>
+            <w:r>
+              <w:rPr>
+                <w:sz w:val="16"/>
+              </w:rPr>
+              <w:t>11603</w:t>
+            </w:r>
+          </w:p>
+        </w:tc>
+        <w:tc>
+          <w:tcPr>
+            <w:tcW w:w="1000" w:type="dxa"/>
+            <w:tcBorders>
+              <w:top w:val="single" w:sz="6" w:space="0" w:color="B8C4CE"/>
+              <w:left w:val="single" w:sz="6" w:space="0" w:color="B8C4CE"/>
+              <w:bottom w:val="single" w:sz="6" w:space="0" w:color="B8C4CE"/>
+              <w:right w:val="single" w:sz="6" w:space="0" w:color="B8C4CE"/>
+            </w:tcBorders>
+            <w:tcMar>
+              <w:top w:w="100" w:type="dxa"/>
+              <w:left w:w="120" w:type="dxa"/>
+              <w:bottom w:w="100" w:type="dxa"/>
+              <w:right w:w="120" w:type="dxa"/>
+            </w:tcMar>
+            <w:vAlign w:val="center"/>
+          </w:tcPr>
+          <w:p>
+            <w:pPr>
+              <w:spacing w:after="0" w:line="252" w:lineRule="auto"/>
+              <w:jc w:val="center"/>
+              <w:rPr>
+                <w:sz w:val="16"/>
+              </w:rPr>
+            </w:pPr>
+            <w:r>
+              <w:rPr>
+                <w:sz w:val="16"/>
+              </w:rPr>
+              <w:t>10622</w:t>
+            </w:r>
+          </w:p>
+        </w:tc>
+        <w:tc>
+          <w:tcPr>
+            <w:tcW w:w="1680" w:type="dxa"/>
+            <w:tcBorders>
+              <w:top w:val="single" w:sz="6" w:space="0" w:color="B8C4CE"/>
+              <w:left w:val="single" w:sz="6" w:space="0" w:color="B8C4CE"/>
+              <w:bottom w:val="single" w:sz="6" w:space="0" w:color="B8C4CE"/>
+              <w:right w:val="single" w:sz="6" w:space="0" w:color="B8C4CE"/>
+            </w:tcBorders>
+            <w:tcMar>
+              <w:top w:w="100" w:type="dxa"/>
+              <w:left w:w="120" w:type="dxa"/>
+              <w:bottom w:w="100" w:type="dxa"/>
+              <w:right w:w="120" w:type="dxa"/>
+            </w:tcMar>
+            <w:vAlign w:val="center"/>
+          </w:tcPr>
+          <w:p>
+            <w:pPr>
+              <w:spacing w:after="0" w:line="252" w:lineRule="auto"/>
+              <w:jc w:val="center"/>
+              <w:rPr>
+                <w:sz w:val="16"/>
+              </w:rPr>
+            </w:pPr>
+            <w:r>
+              <w:rPr>
+                <w:sz w:val="16"/>
+              </w:rPr>
+              <w:t>933</w:t>
+            </w:r>
+          </w:p>
+        </w:tc>
+        <w:tc>
+          <w:tcPr>
+            <w:tcW w:w="1800" w:type="dxa"/>
+            <w:tcBorders>
+              <w:top w:val="single" w:sz="6" w:space="0" w:color="B8C4CE"/>
+              <w:left w:val="single" w:sz="6" w:space="0" w:color="B8C4CE"/>
+              <w:bottom w:val="single" w:sz="6" w:space="0" w:color="B8C4CE"/>
+              <w:right w:val="single" w:sz="6" w:space="0" w:color="B8C4CE"/>
+            </w:tcBorders>
+            <w:tcMar>
+              <w:top w:w="100" w:type="dxa"/>
+              <w:left w:w="120" w:type="dxa"/>
+              <w:bottom w:w="100" w:type="dxa"/>
+              <w:right w:w="120" w:type="dxa"/>
+            </w:tcMar>
+            <w:vAlign w:val="center"/>
+          </w:tcPr>
+          <w:p>
+            <w:pPr>
+              <w:spacing w:after="0" w:line="252" w:lineRule="auto"/>
+              <w:jc w:val="center"/>
+              <w:rPr>
+                <w:sz w:val="16"/>
+              </w:rPr>
+            </w:pPr>
+            <w:r>
+              <w:rPr>
+                <w:sz w:val="16"/>
+              </w:rPr>
+              <w:t>91.55</w:t>
+            </w:r>
+          </w:p>
+        </w:tc>
+      </w:tr>
+      <w:tr>
+        <w:trPr>
+          <w:cantSplit/>
+        </w:trPr>
+        <w:tc>
+          <w:tcPr>
+            <w:tcW w:w="1890" w:type="dxa"/>
+            <w:tcBorders>
+              <w:top w:val="single" w:sz="6" w:space="0" w:color="B8C4CE"/>
+              <w:left w:val="single" w:sz="6" w:space="0" w:color="B8C4CE"/>
+              <w:bottom w:val="single" w:sz="6" w:space="0" w:color="B8C4CE"/>
+              <w:right w:val="single" w:sz="6" w:space="0" w:color="B8C4CE"/>
+            </w:tcBorders>
+            <w:tcMar>
+              <w:top w:w="100" w:type="dxa"/>
+              <w:left w:w="120" w:type="dxa"/>
+              <w:bottom w:w="100" w:type="dxa"/>
+              <w:right w:w="120" w:type="dxa"/>
+            </w:tcMar>
+            <w:vAlign w:val="center"/>
+          </w:tcPr>
+          <w:p>
+            <w:pPr>
+              <w:spacing w:after="0" w:line="252" w:lineRule="auto"/>
+              <w:jc w:val="center"/>
+            </w:pPr>
+            <w:r>
+              <w:rPr>
+                <w:sz w:val="16"/>
+              </w:rPr>
+              <w:t>Codigo</w:t>
+            </w:r>
+          </w:p>
+        </w:tc>
+        <w:tc>
+          <w:tcPr>
+            <w:tcW w:w="2990" w:type="dxa"/>
+            <w:tcBorders>
+              <w:top w:val="single" w:sz="6" w:space="0" w:color="B8C4CE"/>
+              <w:left w:val="single" w:sz="6" w:space="0" w:color="B8C4CE"/>
+              <w:bottom w:val="single" w:sz="6" w:space="0" w:color="B8C4CE"/>
+              <w:right w:val="single" w:sz="6" w:space="0" w:color="B8C4CE"/>
+            </w:tcBorders>
+            <w:tcMar>
+              <w:top w:w="100" w:type="dxa"/>
+              <w:left w:w="120" w:type="dxa"/>
+              <w:bottom w:w="100" w:type="dxa"/>
+              <w:right w:w="120" w:type="dxa"/>
+            </w:tcMar>
+            <w:vAlign w:val="center"/>
+          </w:tcPr>
+          <w:p>
+            <w:pPr>
+              <w:spacing w:after="0" w:line="252" w:lineRule="auto"/>
+              <w:jc w:val="center"/>
+            </w:pPr>
+            <w:r>
+              <w:rPr>
+                <w:sz w:val="16"/>
+              </w:rPr>
+              <w:t>11603</w:t>
+            </w:r>
+          </w:p>
+        </w:tc>
+        <w:tc>
+          <w:tcPr>
+            <w:tcW w:w="1000" w:type="dxa"/>
+            <w:tcBorders>
+              <w:top w:val="single" w:sz="6" w:space="0" w:color="B8C4CE"/>
+              <w:left w:val="single" w:sz="6" w:space="0" w:color="B8C4CE"/>
+              <w:bottom w:val="single" w:sz="6" w:space="0" w:color="B8C4CE"/>
+              <w:right w:val="single" w:sz="6" w:space="0" w:color="B8C4CE"/>
+            </w:tcBorders>
+            <w:tcMar>
+              <w:top w:w="100" w:type="dxa"/>
+              <w:left w:w="120" w:type="dxa"/>
+              <w:bottom w:w="100" w:type="dxa"/>
+              <w:right w:w="120" w:type="dxa"/>
+            </w:tcMar>
+            <w:vAlign w:val="center"/>
+          </w:tcPr>
+          <w:p>
+            <w:pPr>
+              <w:spacing w:after="0" w:line="252" w:lineRule="auto"/>
+              <w:jc w:val="center"/>
+              <w:rPr>
+                <w:sz w:val="16"/>
+              </w:rPr>
+            </w:pPr>
+            <w:r>
+              <w:rPr>
+                <w:sz w:val="16"/>
+              </w:rPr>
+              <w:t>11603</w:t>
+            </w:r>
+          </w:p>
+        </w:tc>
+        <w:tc>
+          <w:tcPr>
+            <w:tcW w:w="1680" w:type="dxa"/>
+            <w:tcBorders>
+              <w:top w:val="single" w:sz="6" w:space="0" w:color="B8C4CE"/>
+              <w:left w:val="single" w:sz="6" w:space="0" w:color="B8C4CE"/>
+              <w:bottom w:val="single" w:sz="6" w:space="0" w:color="B8C4CE"/>
+              <w:right w:val="single" w:sz="6" w:space="0" w:color="B8C4CE"/>
+            </w:tcBorders>
+            <w:tcMar>
+              <w:top w:w="100" w:type="dxa"/>
+              <w:left w:w="120" w:type="dxa"/>
+              <w:bottom w:w="100" w:type="dxa"/>
+              <w:right w:w="120" w:type="dxa"/>
+            </w:tcMar>
+            <w:vAlign w:val="center"/>
+          </w:tcPr>
+          <w:p>
+            <w:pPr>
+              <w:spacing w:after="0" w:line="252" w:lineRule="auto"/>
+              <w:jc w:val="center"/>
+              <w:rPr>
+                <w:sz w:val="16"/>
+              </w:rPr>
+            </w:pPr>
+            <w:r>
+              <w:rPr>
+                <w:sz w:val="16"/>
+              </w:rPr>
+              <w:t>0</w:t>
+            </w:r>
+          </w:p>
+        </w:tc>
+        <w:tc>
+          <w:tcPr>
+            <w:tcW w:w="1800" w:type="dxa"/>
+            <w:tcBorders>
+              <w:top w:val="single" w:sz="6" w:space="0" w:color="B8C4CE"/>
+              <w:left w:val="single" w:sz="6" w:space="0" w:color="B8C4CE"/>
+              <w:bottom w:val="single" w:sz="6" w:space="0" w:color="B8C4CE"/>
+              <w:right w:val="single" w:sz="6" w:space="0" w:color="B8C4CE"/>
+            </w:tcBorders>
+            <w:tcMar>
+              <w:top w:w="100" w:type="dxa"/>
+              <w:left w:w="120" w:type="dxa"/>
+              <w:bottom w:w="100" w:type="dxa"/>
+              <w:right w:w="120" w:type="dxa"/>
+            </w:tcMar>
+            <w:vAlign w:val="center"/>
+          </w:tcPr>
+          <w:p>
+            <w:pPr>
+              <w:spacing w:after="0" w:line="252" w:lineRule="auto"/>
+              <w:jc w:val="center"/>
+              <w:rPr>
+                <w:sz w:val="16"/>
+              </w:rPr>
+            </w:pPr>
+            <w:r>
+              <w:rPr>
+                <w:sz w:val="16"/>
+              </w:rPr>
+              <w:t>100</w:t>
+            </w:r>
+          </w:p>
+        </w:tc>
+      </w:tr>
+      <w:tr>
+        <w:trPr>
+          <w:cantSplit/>
+        </w:trPr>
+        <w:tc>
+          <w:tcPr>
+            <w:tcW w:w="1890" w:type="dxa"/>
+            <w:tcBorders>
+              <w:top w:val="single" w:sz="6" w:space="0" w:color="B8C4CE"/>
+              <w:left w:val="single" w:sz="6" w:space="0" w:color="B8C4CE"/>
+              <w:bottom w:val="single" w:sz="6" w:space="0" w:color="B8C4CE"/>
+              <w:right w:val="single" w:sz="6" w:space="0" w:color="B8C4CE"/>
+            </w:tcBorders>
+            <w:tcMar>
+              <w:top w:w="100" w:type="dxa"/>
+              <w:left w:w="120" w:type="dxa"/>
+              <w:bottom w:w="100" w:type="dxa"/>
+              <w:right w:w="120" w:type="dxa"/>
+            </w:tcMar>
+            <w:vAlign w:val="center"/>
+          </w:tcPr>
+          <w:p>
+            <w:pPr>
+              <w:spacing w:after="0" w:line="252" w:lineRule="auto"/>
+              <w:jc w:val="center"/>
+              <w:rPr>
+                <w:sz w:val="16"/>
+              </w:rPr>
+            </w:pPr>
+            <w:r>
+              <w:rPr>
+                <w:sz w:val="16"/>
+              </w:rPr>
+              <w:t>Distritos</w:t>
+            </w:r>
+          </w:p>
+        </w:tc>
+        <w:tc>
+          <w:tcPr>
+            <w:tcW w:w="2990" w:type="dxa"/>
+            <w:tcBorders>
+              <w:top w:val="single" w:sz="6" w:space="0" w:color="B8C4CE"/>
+              <w:left w:val="single" w:sz="6" w:space="0" w:color="B8C4CE"/>
+              <w:bottom w:val="single" w:sz="6" w:space="0" w:color="B8C4CE"/>
+              <w:right w:val="single" w:sz="6" w:space="0" w:color="B8C4CE"/>
+            </w:tcBorders>
+            <w:tcMar>
+              <w:top w:w="100" w:type="dxa"/>
+              <w:left w:w="120" w:type="dxa"/>
+              <w:bottom w:w="100" w:type="dxa"/>
+              <w:right w:w="120" w:type="dxa"/>
+            </w:tcMar>
+            <w:vAlign w:val="center"/>
+          </w:tcPr>
+          <w:p>
+            <w:pPr>
+              <w:spacing w:after="0" w:line="252" w:lineRule="auto"/>
+              <w:jc w:val="center"/>
+            </w:pPr>
+            <w:r>
+              <w:rPr>
+                <w:sz w:val="16"/>
+              </w:rPr>
+              <w:t>11603</w:t>
+            </w:r>
+          </w:p>
+        </w:tc>
+        <w:tc>
+          <w:tcPr>
+            <w:tcW w:w="1000" w:type="dxa"/>
+            <w:tcBorders>
+              <w:top w:val="single" w:sz="6" w:space="0" w:color="B8C4CE"/>
+              <w:left w:val="single" w:sz="6" w:space="0" w:color="B8C4CE"/>
+              <w:bottom w:val="single" w:sz="6" w:space="0" w:color="B8C4CE"/>
+              <w:right w:val="single" w:sz="6" w:space="0" w:color="B8C4CE"/>
+            </w:tcBorders>
+            <w:tcMar>
+              <w:top w:w="100" w:type="dxa"/>
+              <w:left w:w="120" w:type="dxa"/>
+              <w:bottom w:w="100" w:type="dxa"/>
+              <w:right w:w="120" w:type="dxa"/>
+            </w:tcMar>
+            <w:vAlign w:val="center"/>
+          </w:tcPr>
+          <w:p>
+            <w:pPr>
+              <w:spacing w:after="0" w:line="252" w:lineRule="auto"/>
+              <w:jc w:val="center"/>
+              <w:rPr>
+                <w:sz w:val="16"/>
+              </w:rPr>
+            </w:pPr>
+            <w:r>
+              <w:rPr>
+                <w:sz w:val="16"/>
+              </w:rPr>
+              <w:t>11012</w:t>
+            </w:r>
+          </w:p>
+        </w:tc>
+        <w:tc>
+          <w:tcPr>
+            <w:tcW w:w="1680" w:type="dxa"/>
+            <w:tcBorders>
+              <w:top w:val="single" w:sz="6" w:space="0" w:color="B8C4CE"/>
+              <w:left w:val="single" w:sz="6" w:space="0" w:color="B8C4CE"/>
+              <w:bottom w:val="single" w:sz="6" w:space="0" w:color="B8C4CE"/>
+              <w:right w:val="single" w:sz="6" w:space="0" w:color="B8C4CE"/>
+            </w:tcBorders>
+            <w:tcMar>
+              <w:top w:w="100" w:type="dxa"/>
+              <w:left w:w="120" w:type="dxa"/>
+              <w:bottom w:w="100" w:type="dxa"/>
+              <w:right w:w="120" w:type="dxa"/>
+            </w:tcMar>
+            <w:vAlign w:val="center"/>
+          </w:tcPr>
+          <w:p>
+            <w:pPr>
+              <w:spacing w:after="0" w:line="252" w:lineRule="auto"/>
+              <w:jc w:val="center"/>
+              <w:rPr>
+                <w:sz w:val="16"/>
+              </w:rPr>
+            </w:pPr>
+            <w:r>
+              <w:rPr>
+                <w:sz w:val="16"/>
+              </w:rPr>
+              <w:t>591</w:t>
+            </w:r>
+          </w:p>
+        </w:tc>
+        <w:tc>
+          <w:tcPr>
+            <w:tcW w:w="1800" w:type="dxa"/>
+            <w:tcBorders>
+              <w:top w:val="single" w:sz="6" w:space="0" w:color="B8C4CE"/>
+              <w:left w:val="single" w:sz="6" w:space="0" w:color="B8C4CE"/>
+              <w:bottom w:val="single" w:sz="6" w:space="0" w:color="B8C4CE"/>
+              <w:right w:val="single" w:sz="6" w:space="0" w:color="B8C4CE"/>
+            </w:tcBorders>
+            <w:tcMar>
+              <w:top w:w="100" w:type="dxa"/>
+              <w:left w:w="120" w:type="dxa"/>
+              <w:bottom w:w="100" w:type="dxa"/>
+              <w:right w:w="120" w:type="dxa"/>
+            </w:tcMar>
+            <w:vAlign w:val="center"/>
+          </w:tcPr>
+          <w:p>
+            <w:pPr>
+              <w:spacing w:after="0" w:line="252" w:lineRule="auto"/>
+              <w:jc w:val="center"/>
+              <w:rPr>
+                <w:sz w:val="16"/>
+              </w:rPr>
+            </w:pPr>
+            <w:r>
+              <w:rPr>
+                <w:sz w:val="16"/>
+              </w:rPr>
+              <w:t>94.91</w:t>
+            </w:r>
+          </w:p>
+        </w:tc>
+      </w:tr>
+      <w:tr>
+        <w:trPr>
+          <w:cantSplit/>
+        </w:trPr>
+        <w:tc>
+          <w:tcPr>
+            <w:tcW w:w="1890" w:type="dxa"/>
+            <w:tcBorders>
+              <w:top w:val="single" w:sz="6" w:space="0" w:color="B8C4CE"/>
+              <w:left w:val="single" w:sz="6" w:space="0" w:color="B8C4CE"/>
+              <w:bottom w:val="single" w:sz="6" w:space="0" w:color="B8C4CE"/>
+              <w:right w:val="single" w:sz="6" w:space="0" w:color="B8C4CE"/>
+            </w:tcBorders>
+            <w:tcMar>
+              <w:top w:w="100" w:type="dxa"/>
+              <w:left w:w="120" w:type="dxa"/>
+              <w:bottom w:w="100" w:type="dxa"/>
+              <w:right w:w="120" w:type="dxa"/>
+            </w:tcMar>
+            <w:vAlign w:val="center"/>
+          </w:tcPr>
+          <w:p>
+            <w:pPr>
+              <w:spacing w:after="0" w:line="252" w:lineRule="auto"/>
+              <w:jc w:val="center"/>
+              <w:rPr>
+                <w:sz w:val="16"/>
+              </w:rPr>
+            </w:pPr>
+            <w:r>
+              <w:rPr>
+                <w:sz w:val="16"/>
+              </w:rPr>
+              <w:t>Nombres (establecimientos)</w:t>
+            </w:r>
+          </w:p>
+        </w:tc>
+        <w:tc>
+          <w:tcPr>
+            <w:tcW w:w="2990" w:type="dxa"/>
+            <w:tcBorders>
+              <w:top w:val="single" w:sz="6" w:space="0" w:color="B8C4CE"/>
+              <w:left w:val="single" w:sz="6" w:space="0" w:color="B8C4CE"/>
+              <w:bottom w:val="single" w:sz="6" w:space="0" w:color="B8C4CE"/>
+              <w:right w:val="single" w:sz="6" w:space="0" w:color="B8C4CE"/>
+            </w:tcBorders>
+            <w:tcMar>
+              <w:top w:w="100" w:type="dxa"/>
+              <w:left w:w="120" w:type="dxa"/>
+              <w:bottom w:w="100" w:type="dxa"/>
+              <w:right w:w="120" w:type="dxa"/>
+            </w:tcMar>
+            <w:vAlign w:val="center"/>
+          </w:tcPr>
+          <w:p>
+            <w:pPr>
+              <w:spacing w:after="0" w:line="252" w:lineRule="auto"/>
+              <w:jc w:val="center"/>
+            </w:pPr>
+            <w:r>
+              <w:rPr>
+                <w:sz w:val="16"/>
+              </w:rPr>
+              <w:t>11603</w:t>
+            </w:r>
+          </w:p>
+        </w:tc>
+        <w:tc>
+          <w:tcPr>
+            <w:tcW w:w="1000" w:type="dxa"/>
+            <w:tcBorders>
+              <w:top w:val="single" w:sz="6" w:space="0" w:color="B8C4CE"/>
+              <w:left w:val="single" w:sz="6" w:space="0" w:color="B8C4CE"/>
+              <w:bottom w:val="single" w:sz="6" w:space="0" w:color="B8C4CE"/>
+              <w:right w:val="single" w:sz="6" w:space="0" w:color="B8C4CE"/>
+            </w:tcBorders>
+            <w:tcMar>
+              <w:top w:w="100" w:type="dxa"/>
+              <w:left w:w="120" w:type="dxa"/>
+              <w:bottom w:w="100" w:type="dxa"/>
+              <w:right w:w="120" w:type="dxa"/>
+            </w:tcMar>
+            <w:vAlign w:val="center"/>
+          </w:tcPr>
+          <w:p>
+            <w:pPr>
+              <w:spacing w:after="0" w:line="252" w:lineRule="auto"/>
+              <w:jc w:val="center"/>
+              <w:rPr>
+                <w:sz w:val="16"/>
+              </w:rPr>
+            </w:pPr>
+            <w:r>
+              <w:rPr>
+                <w:sz w:val="16"/>
+              </w:rPr>
+              <w:t>11598</w:t>
+            </w:r>
+          </w:p>
+        </w:tc>
+        <w:tc>
+          <w:tcPr>
+            <w:tcW w:w="1680" w:type="dxa"/>
+            <w:tcBorders>
+              <w:top w:val="single" w:sz="6" w:space="0" w:color="B8C4CE"/>
+              <w:left w:val="single" w:sz="6" w:space="0" w:color="B8C4CE"/>
+              <w:bottom w:val="single" w:sz="6" w:space="0" w:color="B8C4CE"/>
+              <w:right w:val="single" w:sz="6" w:space="0" w:color="B8C4CE"/>
+            </w:tcBorders>
+            <w:tcMar>
+              <w:top w:w="100" w:type="dxa"/>
+              <w:left w:w="120" w:type="dxa"/>
+              <w:bottom w:w="100" w:type="dxa"/>
+              <w:right w:w="120" w:type="dxa"/>
+            </w:tcMar>
+            <w:vAlign w:val="center"/>
+          </w:tcPr>
+          <w:p>
+            <w:pPr>
+              <w:spacing w:after="0" w:line="252" w:lineRule="auto"/>
+              <w:jc w:val="center"/>
+              <w:rPr>
+                <w:sz w:val="16"/>
+              </w:rPr>
+            </w:pPr>
+            <w:r>
+              <w:rPr>
+                <w:sz w:val="16"/>
+              </w:rPr>
+              <w:t>5</w:t>
+            </w:r>
+          </w:p>
+        </w:tc>
+        <w:tc>
+          <w:tcPr>
+            <w:tcW w:w="1800" w:type="dxa"/>
+            <w:tcBorders>
+              <w:top w:val="single" w:sz="6" w:space="0" w:color="B8C4CE"/>
+              <w:left w:val="single" w:sz="6" w:space="0" w:color="B8C4CE"/>
+              <w:bottom w:val="single" w:sz="6" w:space="0" w:color="B8C4CE"/>
+              <w:right w:val="single" w:sz="6" w:space="0" w:color="B8C4CE"/>
+            </w:tcBorders>
+            <w:tcMar>
+              <w:top w:w="100" w:type="dxa"/>
+              <w:left w:w="120" w:type="dxa"/>
+              <w:bottom w:w="100" w:type="dxa"/>
+              <w:right w:w="120" w:type="dxa"/>
+            </w:tcMar>
+            <w:vAlign w:val="center"/>
+          </w:tcPr>
+          <w:p>
+            <w:pPr>
+              <w:spacing w:after="0" w:line="252" w:lineRule="auto"/>
+              <w:jc w:val="center"/>
+              <w:rPr>
+                <w:sz w:val="16"/>
+              </w:rPr>
+            </w:pPr>
+            <w:r>
+              <w:rPr>
+                <w:sz w:val="16"/>
+              </w:rPr>
+              <w:t>99.96</w:t>
+            </w:r>
+          </w:p>
+        </w:tc>
+      </w:tr>
+      <w:tr>
+        <w:trPr>
+          <w:cantSplit/>
+        </w:trPr>
+        <w:tc>
+          <w:tcPr>
+            <w:tcW w:w="1890" w:type="dxa"/>
+            <w:tcBorders>
+              <w:top w:val="single" w:sz="6" w:space="0" w:color="B8C4CE"/>
+              <w:left w:val="single" w:sz="6" w:space="0" w:color="B8C4CE"/>
+              <w:bottom w:val="single" w:sz="6" w:space="0" w:color="B8C4CE"/>
+              <w:right w:val="single" w:sz="6" w:space="0" w:color="B8C4CE"/>
+            </w:tcBorders>
+            <w:tcMar>
+              <w:top w:w="100" w:type="dxa"/>
+              <w:left w:w="120" w:type="dxa"/>
+              <w:bottom w:w="100" w:type="dxa"/>
+              <w:right w:w="120" w:type="dxa"/>
+            </w:tcMar>
+            <w:vAlign w:val="center"/>
+          </w:tcPr>
+          <w:p>
+            <w:pPr>
+              <w:spacing w:after="0" w:line="252" w:lineRule="auto"/>
+              <w:jc w:val="center"/>
+              <w:rPr>
+                <w:sz w:val="16"/>
+              </w:rPr>
+            </w:pPr>
+            <w:r>
+              <w:rPr>
+                <w:sz w:val="16"/>
+              </w:rPr>
+              <w:t>Direcciones</w:t>
+            </w:r>
+          </w:p>
+        </w:tc>
+        <w:tc>
+          <w:tcPr>
+            <w:tcW w:w="2990" w:type="dxa"/>
+            <w:tcBorders>
+              <w:top w:val="single" w:sz="6" w:space="0" w:color="B8C4CE"/>
+              <w:left w:val="single" w:sz="6" w:space="0" w:color="B8C4CE"/>
+              <w:bottom w:val="single" w:sz="6" w:space="0" w:color="B8C4CE"/>
+              <w:right w:val="single" w:sz="6" w:space="0" w:color="B8C4CE"/>
+            </w:tcBorders>
+            <w:tcMar>
+              <w:top w:w="100" w:type="dxa"/>
+              <w:left w:w="120" w:type="dxa"/>
+              <w:bottom w:w="100" w:type="dxa"/>
+              <w:right w:w="120" w:type="dxa"/>
+            </w:tcMar>
+            <w:vAlign w:val="center"/>
+          </w:tcPr>
+          <w:p>
+            <w:pPr>
+              <w:spacing w:after="0" w:line="252" w:lineRule="auto"/>
+              <w:jc w:val="center"/>
+            </w:pPr>
+            <w:r>
+              <w:rPr>
+                <w:sz w:val="16"/>
+              </w:rPr>
+              <w:t>11603</w:t>
+            </w:r>
+          </w:p>
+        </w:tc>
+        <w:tc>
+          <w:tcPr>
+            <w:tcW w:w="1000" w:type="dxa"/>
+            <w:tcBorders>
+              <w:top w:val="single" w:sz="6" w:space="0" w:color="B8C4CE"/>
+              <w:left w:val="single" w:sz="6" w:space="0" w:color="B8C4CE"/>
+              <w:bottom w:val="single" w:sz="6" w:space="0" w:color="B8C4CE"/>
+              <w:right w:val="single" w:sz="6" w:space="0" w:color="B8C4CE"/>
+            </w:tcBorders>
+            <w:tcMar>
+              <w:top w:w="100" w:type="dxa"/>
+              <w:left w:w="120" w:type="dxa"/>
+              <w:bottom w:w="100" w:type="dxa"/>
+              <w:right w:w="120" w:type="dxa"/>
+            </w:tcMar>
+            <w:vAlign w:val="center"/>
+          </w:tcPr>
+          <w:p>
+            <w:pPr>
+              <w:spacing w:after="0" w:line="252" w:lineRule="auto"/>
+              <w:jc w:val="center"/>
+              <w:rPr>
+                <w:sz w:val="16"/>
+              </w:rPr>
+            </w:pPr>
+            <w:r>
+              <w:rPr>
+                <w:sz w:val="16"/>
+              </w:rPr>
+              <w:t>11516</w:t>
+            </w:r>
+          </w:p>
+        </w:tc>
+        <w:tc>
+          <w:tcPr>
+            <w:tcW w:w="1680" w:type="dxa"/>
+            <w:tcBorders>
+              <w:top w:val="single" w:sz="6" w:space="0" w:color="B8C4CE"/>
+              <w:left w:val="single" w:sz="6" w:space="0" w:color="B8C4CE"/>
+              <w:bottom w:val="single" w:sz="6" w:space="0" w:color="B8C4CE"/>
+              <w:right w:val="single" w:sz="6" w:space="0" w:color="B8C4CE"/>
+            </w:tcBorders>
+            <w:tcMar>
+              <w:top w:w="100" w:type="dxa"/>
+              <w:left w:w="120" w:type="dxa"/>
+              <w:bottom w:w="100" w:type="dxa"/>
+              <w:right w:w="120" w:type="dxa"/>
+            </w:tcMar>
+            <w:vAlign w:val="center"/>
+          </w:tcPr>
+          <w:p>
+            <w:pPr>
+              <w:spacing w:after="0" w:line="252" w:lineRule="auto"/>
+              <w:jc w:val="center"/>
+              <w:rPr>
+                <w:sz w:val="16"/>
+              </w:rPr>
+            </w:pPr>
+            <w:r>
+              <w:rPr>
+                <w:sz w:val="16"/>
+              </w:rPr>
+              <w:t>87</w:t>
+            </w:r>
+          </w:p>
+        </w:tc>
+        <w:tc>
+          <w:tcPr>
+            <w:tcW w:w="1800" w:type="dxa"/>
+            <w:tcBorders>
+              <w:top w:val="single" w:sz="6" w:space="0" w:color="B8C4CE"/>
+              <w:left w:val="single" w:sz="6" w:space="0" w:color="B8C4CE"/>
+              <w:bottom w:val="single" w:sz="6" w:space="0" w:color="B8C4CE"/>
+              <w:right w:val="single" w:sz="6" w:space="0" w:color="B8C4CE"/>
+            </w:tcBorders>
+            <w:tcMar>
+              <w:top w:w="100" w:type="dxa"/>
+              <w:left w:w="120" w:type="dxa"/>
+              <w:bottom w:w="100" w:type="dxa"/>
+              <w:right w:w="120" w:type="dxa"/>
+            </w:tcMar>
+            <w:vAlign w:val="center"/>
+          </w:tcPr>
+          <w:p>
+            <w:pPr>
+              <w:spacing w:after="0" w:line="252" w:lineRule="auto"/>
+              <w:jc w:val="center"/>
+              <w:rPr>
+                <w:sz w:val="16"/>
+              </w:rPr>
+            </w:pPr>
+            <w:r>
+              <w:rPr>
+                <w:sz w:val="16"/>
+              </w:rPr>
+              <w:t>99.25</w:t>
+            </w:r>
+          </w:p>
+        </w:tc>
+      </w:tr>
+    </w:tbl>
+    <w:p>
+      <w:pPr>
+        <w:pStyle w:val="Heading1"/>
+        <w:rPr>
+          <w:lang w:val="es-GT"/>
+        </w:rPr>
+      </w:pPr>
+      <w:r>
+        <w:rPr>
+          <w:lang w:val="es-GT"/>
+        </w:rPr>
         <w:t>8. Control de calidad y reproducibilidad</w:t>
       </w:r>
     </w:p>
@@ -29125,6 +30207,7 @@
               <w:rPr>
                 <w:sz w:val="16"/>
               </w:rPr>
+              <w:lastRenderedPageBreak/>
               <w:t>QC08</w:t>
             </w:r>
           </w:p>
@@ -30357,7 +31440,6 @@
               <w:rPr>
                 <w:sz w:val="16"/>
               </w:rPr>
-              <w:lastRenderedPageBreak/>
               <w:t>QC16</w:t>
             </w:r>
           </w:p>
@@ -32884,6 +33966,7 @@
               <w:rPr>
                 <w:sz w:val="16"/>
               </w:rPr>
+              <w:lastRenderedPageBreak/>
               <w:t>CV04</w:t>
             </w:r>
           </w:p>
@@ -33474,7 +34557,6 @@
         <w:rPr>
           <w:lang w:val="es-GT"/>
         </w:rPr>
-        <w:lastRenderedPageBreak/>
         <w:t>Se realizaron cinco prueba</w:t>
       </w:r>
       <w:r>
@@ -34098,6 +35180,7 @@
                 <w:sz w:val="17"/>
                 <w:lang w:val="es-GT"/>
               </w:rPr>
+              <w:lastRenderedPageBreak/>
               <w:t>Proyecto_1_MINEDUC_Datos_Libro_Codigos.xlsx</w:t>
             </w:r>
           </w:p>
@@ -34911,6 +35994,7 @@
         <w:rPr>
           <w:lang w:val="es-GT"/>
         </w:rPr>
+        <w:lastRenderedPageBreak/>
         <w:t>11. Conclusiones</w:t>
       </w:r>
     </w:p>
@@ -35864,7 +36948,7 @@
   <w:style w:type="paragraph" w:default="1" w:styleId="Normal">
     <w:name w:val="Normal"/>
     <w:qFormat/>
-    <w:rsid w:val="00FC693F"/>
+    <w:rsid w:val="009440D3"/>
     <w:pPr>
       <w:spacing w:after="120" w:line="264" w:lineRule="auto"/>
     </w:pPr>
